--- a/Tai_lieu_SRS/03_Website_Quan_tri/03_Cong_tac_boi_thuong/Bieu_mau/Mau_35_BTNN_Template.docx
+++ b/Tai_lieu_SRS/03_Website_Quan_tri/03_Cong_tac_boi_thuong/Bieu_mau/Mau_35_BTNN_Template.docx
@@ -32,70 +32,33 @@
     <w:tbl>
       <w:tblPr>
         <w:tblW w:w="9355" w:type="dxa"/>
-        <w:tblInd w:w="60" w:type="dxa"/>
         <w:tblLayout w:type="fixed"/>
-        <w:tblCellMar>
-          <w:left w:w="60" w:type="dxa"/>
-          <w:right w:w="60" w:type="dxa"/>
-        </w:tblCellMar>
-        <w:tblLook w:val="0000" w:firstRow="0" w:lastRow="0" w:firstColumn="0" w:lastColumn="0" w:noHBand="0" w:noVBand="0"/>
+        <w:tblLook w:val="0000"/>
       </w:tblPr>
       <w:tblGrid>
         <w:gridCol w:w="3800"/>
         <w:gridCol w:w="5555"/>
       </w:tblGrid>
       <w:tr>
+        <w:trPr>
+          <w:cantSplit/>
+        </w:trPr>
         <w:tc>
           <w:tcPr>
             <w:tcW w:w="3800" w:type="dxa"/>
           </w:tcPr>
           <w:p>
             <w:pPr>
-              <w:jc w:val="center"/>
-            </w:pPr>
-            <w:r>
-              <w:rPr>
-                <w:caps/>
-                <w:sz w:val="24"/>
-                <w:szCs w:val="24"/>
-              </w:rPr>
-              <w:t>##TenCoQuanChuQuan##</w:t>
-            </w:r>
-          </w:p>
-          <w:p>
-            <w:pPr>
+              <w:spacing w:after="0" w:line="276" w:lineRule="auto"/>
               <w:jc w:val="center"/>
             </w:pPr>
             <w:r>
               <w:rPr>
                 <w:b/>
-                <w:caps/>
                 <w:sz w:val="24"/>
                 <w:szCs w:val="24"/>
               </w:rPr>
-              <w:t>##TenCoQuanGiaiQuyetBoiThuong##</w:t>
-            </w:r>
-          </w:p>
-          <w:p>
-            <w:pPr>
-              <w:pBdr>
-                <w:bottom w:val="single" w:sz="6" w:space="1" w:color="000000"/>
-              </w:pBdr>
-              <w:spacing w:after="60"/>
-              <w:ind w:left="1122" w:right="1122"/>
-              <w:jc w:val="center"/>
-            </w:pPr>
-          </w:p>
-          <w:p>
-            <w:pPr>
-              <w:jc w:val="center"/>
-            </w:pPr>
-            <w:r>
-              <w:rPr>
-                <w:sz w:val="26"/>
-                <w:szCs w:val="26"/>
-              </w:rPr>
-              <w:t>Số: ##SoKyHieuVanBan##</w:t>
+              <w:t xml:space="preserve">HỘI ĐỒNG XEM XÉT TRÁCH NHIỆM HOÀN TRẢ</w:t>
             </w:r>
           </w:p>
         </w:tc>
@@ -105,6 +68,7 @@
           </w:tcPr>
           <w:p>
             <w:pPr>
+              <w:spacing w:after="0" w:line="276" w:lineRule="auto"/>
               <w:jc w:val="center"/>
             </w:pPr>
             <w:r>
@@ -113,35 +77,22 @@
                 <w:sz w:val="24"/>
                 <w:szCs w:val="24"/>
               </w:rPr>
-              <w:t>CỘNG HÒA XÃ HỘI CHỦ NGHĨA VIỆT NAM</w:t>
+              <w:t xml:space="preserve">CỘNG HÒA XÃ HỘI CHỦ NGHĨA VIỆT NAM</w:t>
             </w:r>
           </w:p>
           <w:p>
             <w:pPr>
+              <w:spacing w:after="0" w:line="276" w:lineRule="auto"/>
               <w:jc w:val="center"/>
             </w:pPr>
             <w:r>
               <w:rPr>
                 <w:b/>
+                <w:u w:val="single"/>
                 <w:sz w:val="26"/>
                 <w:szCs w:val="26"/>
-                <w:u w:val="single"/>
               </w:rPr>
-              <w:t>Độc lập - Tự do - Hạnh phúc</w:t>
-            </w:r>
-          </w:p>
-          <w:p>
-            <w:pPr>
-              <w:spacing w:before="120"/>
-              <w:jc w:val="center"/>
-            </w:pPr>
-            <w:r>
-              <w:rPr>
-                <w:i/>
-                <w:sz w:val="28"/>
-                <w:szCs w:val="28"/>
-              </w:rPr>
-              <w:t>##DiaDanh##, ##NgayThangNamBanHanh##</w:t>
+              <w:t xml:space="preserve">Độc lập - Tự do - Hạnh phúc</w:t>
             </w:r>
           </w:p>
         </w:tc>
@@ -149,7 +100,7 @@
     </w:tbl>
     <w:p>
       <w:pPr>
-        <w:spacing w:before="240"/>
+        <w:spacing w:before="360" w:after="0" w:line="276" w:lineRule="auto"/>
         <w:jc w:val="center"/>
       </w:pPr>
       <w:r>
@@ -158,12 +109,12 @@
           <w:sz w:val="28"/>
           <w:szCs w:val="28"/>
         </w:rPr>
-        <w:t>VĂN BẢN KIẾN NGHỊ</w:t>
-      </w:r>
-    </w:p>
-    <w:p>
-      <w:pPr>
-        <w:spacing w:after="240"/>
+        <w:t xml:space="preserve">VĂN BẢN KIẾN NGHỊ</w:t>
+      </w:r>
+    </w:p>
+    <w:p>
+      <w:pPr>
+        <w:spacing w:after="240" w:line="276" w:lineRule="auto"/>
         <w:jc w:val="center"/>
       </w:pPr>
       <w:r>
@@ -172,13 +123,28 @@
           <w:sz w:val="28"/>
           <w:szCs w:val="28"/>
         </w:rPr>
-        <w:t>Về việc ban hành quyết định hoàn trả đối với vụ việc của Ông/Bà ##TenNguoiYeuCauBoiThuong##</w:t>
-      </w:r>
-    </w:p>
-    <w:p>
-      <w:pPr>
-        <w:jc w:val="both"/>
-        <w:spacing w:after="120" w:line="276" w:lineRule="auto"/>
+        <w:t xml:space="preserve">Về việc ban hành quyết định hoàn trả đối với vụ việc yêu cầu bồi thường của ông/bà ##TenDiaChiNguoiYeuCauBoiThuong##</w:t>
+      </w:r>
+    </w:p>
+    <w:p>
+      <w:pPr>
+        <w:spacing w:after="120" w:line="276" w:lineRule="auto"/>
+        <w:ind w:firstLine="567"/>
+        <w:jc w:val="both"/>
+      </w:pPr>
+      <w:r>
+        <w:rPr>
+          <w:sz w:val="28"/>
+          <w:szCs w:val="28"/>
+        </w:rPr>
+        <w:t xml:space="preserve">Ngày ##NgayHopHoiDong##, tại ##DiaDiemHop##, Hội đồng xem xét trách nhiệm hoàn trả (được thành lập theo Quyết định số ##SoQDThanhLapHoiDong## ngày ##NgayThanhLapHoiDong## của ##CoQuanThanhLapHoiDong##) đã tiến hành họp để xem xét trách nhiệm hoàn trả trong vụ việc yêu cầu bồi thường của ##TenDiaChiNguoiYeuCauBoiThuong##, cụ thể như sau:</w:t>
+      </w:r>
+    </w:p>
+    <w:p>
+      <w:pPr>
+        <w:spacing w:after="120" w:line="276" w:lineRule="auto"/>
+        <w:ind w:firstLine="567"/>
+        <w:jc w:val="both"/>
       </w:pPr>
       <w:r>
         <w:rPr>
@@ -186,118 +152,282 @@
           <w:sz w:val="28"/>
           <w:szCs w:val="28"/>
         </w:rPr>
-        <w:t xml:space="preserve">Kính gửi: ##ThuTruongCoQuanCoThamQuyen##</w:t>
-      </w:r>
-    </w:p>
-    <w:p>
-      <w:pPr>
-        <w:jc w:val="both"/>
-        <w:ind w:firstLine="567"/>
-        <w:spacing w:after="120" w:line="276" w:lineRule="auto"/>
-      </w:pPr>
-      <w:r>
-        <w:rPr>
-          <w:i/>
-          <w:sz w:val="28"/>
-          <w:szCs w:val="28"/>
-        </w:rPr>
-        <w:t xml:space="preserve">Căn cứ Biên bản làm việc ngày ##NgayHopHoiDong## của Hội đồng xem xét trách nhiệm hoàn trả được thành lập theo Quyết định số ##SoQDThanhLapHoiDong## ngày ##NgayThanhLapHoiDong## của ##CoQuanThanhLapHoiDong##;</w:t>
-      </w:r>
-    </w:p>
-    <w:p>
-      <w:pPr>
-        <w:jc w:val="both"/>
-        <w:ind w:firstLine="567"/>
-        <w:spacing w:after="120" w:line="276" w:lineRule="auto"/>
-      </w:pPr>
-      <w:r>
-        <w:rPr>
-          <w:sz w:val="28"/>
-          <w:szCs w:val="28"/>
-        </w:rPr>
-        <w:t xml:space="preserve">Hội đồng xem xét trách nhiệm hoàn trả kiến nghị Thủ trưởng cơ quan xem xét, ban hành Quyết định hoàn trả đối với Ông/Bà ##TenNguoiThiHanhCongVu## như sau:</w:t>
-      </w:r>
-    </w:p>
-    <w:p>
-      <w:pPr>
-        <w:jc w:val="both"/>
-        <w:ind w:firstLine="567"/>
-        <w:spacing w:after="120" w:line="276" w:lineRule="auto"/>
-      </w:pPr>
-      <w:r>
-        <w:rPr>
-          <w:sz w:val="28"/>
-          <w:szCs w:val="28"/>
-        </w:rPr>
-        <w:t xml:space="preserve">1. Tóm tắt vụ việc và kết quả giải quyết bồi thường: ##TomTatVuViecBoiThuong##</w:t>
-      </w:r>
-    </w:p>
-    <w:p>
-      <w:pPr>
-        <w:jc w:val="both"/>
-        <w:ind w:firstLine="567"/>
-        <w:spacing w:after="120" w:line="276" w:lineRule="auto"/>
-      </w:pPr>
-      <w:r>
-        <w:rPr>
-          <w:sz w:val="28"/>
-          <w:szCs w:val="28"/>
-        </w:rPr>
-        <w:t xml:space="preserve">2. Đánh giá mức độ lỗi của người thi hành công vụ: ##DanhGiaMucDoLoi##</w:t>
-      </w:r>
-    </w:p>
-    <w:p>
-      <w:pPr>
-        <w:jc w:val="both"/>
-        <w:ind w:firstLine="567"/>
-        <w:spacing w:after="120" w:line="276" w:lineRule="auto"/>
-      </w:pPr>
-      <w:r>
-        <w:rPr>
-          <w:sz w:val="28"/>
-          <w:szCs w:val="28"/>
-        </w:rPr>
-        <w:t xml:space="preserve">3. Kiến nghị số tiền hoàn trả: ##KienNghiSoTienHoanTra## đồng (Bằng chữ: ##KienNghiSoTienHoanTraBangChu##).</w:t>
-      </w:r>
-    </w:p>
-    <w:p>
-      <w:pPr>
-        <w:jc w:val="both"/>
-        <w:ind w:firstLine="567"/>
-        <w:spacing w:after="120" w:line="276" w:lineRule="auto"/>
-      </w:pPr>
-      <w:r>
-        <w:rPr>
-          <w:sz w:val="28"/>
-          <w:szCs w:val="28"/>
-        </w:rPr>
-        <w:t xml:space="preserve">4. Kiến nghị phương thức hoàn trả: ##KienNghiPhuongThucHoanTra##.</w:t>
-      </w:r>
-    </w:p>
-    <w:p>
-      <w:pPr>
-        <w:jc w:val="both"/>
-        <w:ind w:firstLine="567"/>
-        <w:spacing w:after="120" w:line="276" w:lineRule="auto"/>
-      </w:pPr>
-      <w:r>
-        <w:rPr>
-          <w:sz w:val="28"/>
-          <w:szCs w:val="28"/>
-        </w:rPr>
-        <w:t xml:space="preserve">Hội đồng xem xét trách nhiệm hoàn trả kính trình Thủ trưởng cơ quan xem xét, quyết định./.</w:t>
+        <w:t xml:space="preserve">I. Thành phần họp</w:t>
+      </w:r>
+    </w:p>
+    <w:p>
+      <w:pPr>
+        <w:spacing w:after="120" w:line="276" w:lineRule="auto"/>
+        <w:ind w:firstLine="567"/>
+        <w:jc w:val="both"/>
+      </w:pPr>
+      <w:r>
+        <w:rPr>
+          <w:sz w:val="28"/>
+          <w:szCs w:val="28"/>
+        </w:rPr>
+        <w:t xml:space="preserve">##ThanhPhanHop##</w:t>
+      </w:r>
+    </w:p>
+    <w:p>
+      <w:pPr>
+        <w:spacing w:after="120" w:line="276" w:lineRule="auto"/>
+        <w:ind w:firstLine="567"/>
+        <w:jc w:val="both"/>
+      </w:pPr>
+      <w:r>
+        <w:rPr>
+          <w:b/>
+          <w:sz w:val="28"/>
+          <w:szCs w:val="28"/>
+        </w:rPr>
+        <w:t xml:space="preserve">II. Kết quả biểu quyết bằng hình thức phiếu kín</w:t>
+      </w:r>
+    </w:p>
+    <w:p>
+      <w:pPr>
+        <w:spacing w:after="120" w:line="276" w:lineRule="auto"/>
+        <w:ind w:firstLine="567"/>
+        <w:jc w:val="both"/>
+      </w:pPr>
+      <w:r>
+        <w:rPr>
+          <w:sz w:val="28"/>
+          <w:szCs w:val="28"/>
+        </w:rPr>
+        <w:t xml:space="preserve">##BatDauKhoiCanBo##</w:t>
+      </w:r>
+    </w:p>
+    <w:p>
+      <w:pPr>
+        <w:spacing w:after="120" w:line="276" w:lineRule="auto"/>
+        <w:ind w:firstLine="567"/>
+        <w:jc w:val="both"/>
+      </w:pPr>
+      <w:r>
+        <w:rPr>
+          <w:sz w:val="28"/>
+          <w:szCs w:val="28"/>
+        </w:rPr>
+        <w:t xml:space="preserve">##SttCanBo##. Trường hợp ông (bà) ##HoTenCanBo## thuộc ##DonViCanBo##</w:t>
+      </w:r>
+    </w:p>
+    <w:p>
+      <w:pPr>
+        <w:spacing w:after="120" w:line="276" w:lineRule="auto"/>
+        <w:ind w:firstLine="567"/>
+        <w:jc w:val="both"/>
+      </w:pPr>
+      <w:r>
+        <w:rPr>
+          <w:sz w:val="28"/>
+          <w:szCs w:val="28"/>
+        </w:rPr>
+        <w:t xml:space="preserve">##SttCanBo##.1. Mức độ lỗi</w:t>
+      </w:r>
+    </w:p>
+    <w:p>
+      <w:pPr>
+        <w:spacing w:after="120" w:line="276" w:lineRule="auto"/>
+        <w:ind w:firstLine="567"/>
+        <w:jc w:val="both"/>
+      </w:pPr>
+      <w:r>
+        <w:rPr>
+          <w:sz w:val="28"/>
+          <w:szCs w:val="28"/>
+        </w:rPr>
+        <w:t xml:space="preserve">##MucDoLoi##</w:t>
+      </w:r>
+    </w:p>
+    <w:p>
+      <w:pPr>
+        <w:spacing w:after="120" w:line="276" w:lineRule="auto"/>
+        <w:ind w:firstLine="567"/>
+        <w:jc w:val="both"/>
+      </w:pPr>
+      <w:r>
+        <w:rPr>
+          <w:sz w:val="28"/>
+          <w:szCs w:val="28"/>
+        </w:rPr>
+        <w:t xml:space="preserve">##SttCanBo##.2. Trách nhiệm hoàn trả và mức hoàn trả</w:t>
+      </w:r>
+    </w:p>
+    <w:p>
+      <w:pPr>
+        <w:spacing w:after="120" w:line="276" w:lineRule="auto"/>
+        <w:ind w:firstLine="567"/>
+        <w:jc w:val="both"/>
+      </w:pPr>
+      <w:r>
+        <w:rPr>
+          <w:sz w:val="28"/>
+          <w:szCs w:val="28"/>
+        </w:rPr>
+        <w:t xml:space="preserve">##TrachNhiemHoanTra##</w:t>
+      </w:r>
+    </w:p>
+    <w:p>
+      <w:pPr>
+        <w:spacing w:after="120" w:line="276" w:lineRule="auto"/>
+        <w:ind w:firstLine="567"/>
+        <w:jc w:val="both"/>
+      </w:pPr>
+      <w:r>
+        <w:rPr>
+          <w:sz w:val="28"/>
+          <w:szCs w:val="28"/>
+        </w:rPr>
+        <w:t xml:space="preserve">##SttCanBo##.3. Giảm mức hoàn trả</w:t>
+      </w:r>
+    </w:p>
+    <w:p>
+      <w:pPr>
+        <w:spacing w:after="120" w:line="276" w:lineRule="auto"/>
+        <w:ind w:firstLine="567"/>
+        <w:jc w:val="both"/>
+      </w:pPr>
+      <w:r>
+        <w:rPr>
+          <w:sz w:val="28"/>
+          <w:szCs w:val="28"/>
+        </w:rPr>
+        <w:t xml:space="preserve">##GiamMucHoanTra##</w:t>
+      </w:r>
+    </w:p>
+    <w:p>
+      <w:pPr>
+        <w:spacing w:after="120" w:line="276" w:lineRule="auto"/>
+        <w:ind w:firstLine="567"/>
+        <w:jc w:val="both"/>
+      </w:pPr>
+      <w:r>
+        <w:rPr>
+          <w:sz w:val="28"/>
+          <w:szCs w:val="28"/>
+        </w:rPr>
+        <w:t xml:space="preserve">##SttCanBo##.4. Miễn hoàn trả</w:t>
+      </w:r>
+    </w:p>
+    <w:p>
+      <w:pPr>
+        <w:spacing w:after="120" w:line="276" w:lineRule="auto"/>
+        <w:ind w:firstLine="567"/>
+        <w:jc w:val="both"/>
+      </w:pPr>
+      <w:r>
+        <w:rPr>
+          <w:sz w:val="28"/>
+          <w:szCs w:val="28"/>
+        </w:rPr>
+        <w:t xml:space="preserve">##MienHoanTra##</w:t>
+      </w:r>
+    </w:p>
+    <w:p>
+      <w:pPr>
+        <w:spacing w:after="120" w:line="276" w:lineRule="auto"/>
+        <w:ind w:firstLine="567"/>
+        <w:jc w:val="both"/>
+      </w:pPr>
+      <w:r>
+        <w:rPr>
+          <w:sz w:val="28"/>
+          <w:szCs w:val="28"/>
+        </w:rPr>
+        <w:t xml:space="preserve">##SttCanBo##.5. Điều kiện hoãn thực hiện việc hoàn trả (nếu có)</w:t>
+      </w:r>
+    </w:p>
+    <w:p>
+      <w:pPr>
+        <w:spacing w:after="120" w:line="276" w:lineRule="auto"/>
+        <w:ind w:firstLine="567"/>
+        <w:jc w:val="both"/>
+      </w:pPr>
+      <w:r>
+        <w:rPr>
+          <w:sz w:val="28"/>
+          <w:szCs w:val="28"/>
+        </w:rPr>
+        <w:t xml:space="preserve">##DieuKienHoanHoanTra##</w:t>
+      </w:r>
+    </w:p>
+    <w:p>
+      <w:pPr>
+        <w:spacing w:after="120" w:line="276" w:lineRule="auto"/>
+        <w:ind w:firstLine="567"/>
+        <w:jc w:val="both"/>
+      </w:pPr>
+      <w:r>
+        <w:rPr>
+          <w:sz w:val="28"/>
+          <w:szCs w:val="28"/>
+        </w:rPr>
+        <w:t xml:space="preserve">##SttCanBo##.6. Phương thức hoàn trả</w:t>
+      </w:r>
+    </w:p>
+    <w:p>
+      <w:pPr>
+        <w:spacing w:after="120" w:line="276" w:lineRule="auto"/>
+        <w:ind w:firstLine="567"/>
+        <w:jc w:val="both"/>
+      </w:pPr>
+      <w:r>
+        <w:rPr>
+          <w:sz w:val="28"/>
+          <w:szCs w:val="28"/>
+        </w:rPr>
+        <w:t xml:space="preserve">##KienNghiPhuongThucHoanTra##</w:t>
+      </w:r>
+    </w:p>
+    <w:p>
+      <w:pPr>
+        <w:spacing w:after="120" w:line="276" w:lineRule="auto"/>
+        <w:ind w:firstLine="567"/>
+        <w:jc w:val="both"/>
+      </w:pPr>
+      <w:r>
+        <w:rPr>
+          <w:sz w:val="28"/>
+          <w:szCs w:val="28"/>
+        </w:rPr>
+        <w:t xml:space="preserve">##KetThucKhoiCanBo##</w:t>
+      </w:r>
+    </w:p>
+    <w:p>
+      <w:pPr>
+        <w:spacing w:after="120" w:line="276" w:lineRule="auto"/>
+        <w:ind w:firstLine="567"/>
+        <w:jc w:val="both"/>
+      </w:pPr>
+      <w:r>
+        <w:rPr>
+          <w:b/>
+          <w:sz w:val="28"/>
+          <w:szCs w:val="28"/>
+        </w:rPr>
+        <w:t xml:space="preserve">III. Kiến nghị</w:t>
+      </w:r>
+    </w:p>
+    <w:p>
+      <w:pPr>
+        <w:spacing w:after="120" w:line="276" w:lineRule="auto"/>
+        <w:ind w:firstLine="567"/>
+        <w:jc w:val="both"/>
+      </w:pPr>
+      <w:r>
+        <w:rPr>
+          <w:sz w:val="28"/>
+          <w:szCs w:val="28"/>
+        </w:rPr>
+        <w:t xml:space="preserve">Căn cứ theo quy định tại khoản 2, Điều 66 Luật Trách nhiệm bồi thường của Nhà nước năm 2017 (đã được sửa đổi, bổ sung bởi Luật số 15/2026/QH16), khoản 7, Điều …. của Nghị định số ##SoHieuNghiDinh## ngày ##NgayBanHanhNghiDinh## của Chính phủ quy định chi tiết một số điều và biện pháp thi hành Luật Trách nhiệm bồi thường của Nhà nước, Hội đồng xem xét trách nhiệm hoàn trả kiến nghị ##DanhSachCoQuanQuanLyNguoiTHCV## ban hành Quyết định hoàn trả đối với các ông (bà) theo nội dung nêu tại mục II nêu trên.</w:t>
       </w:r>
     </w:p>
     <w:tbl>
       <w:tblPr>
         <w:tblW w:w="9355" w:type="dxa"/>
-        <w:tblInd w:w="60" w:type="dxa"/>
         <w:tblLayout w:type="fixed"/>
-        <w:tblCellMar>
-          <w:left w:w="60" w:type="dxa"/>
-          <w:right w:w="60" w:type="dxa"/>
-        </w:tblCellMar>
-        <w:tblLook w:val="0000" w:firstRow="0" w:lastRow="0" w:firstColumn="0" w:lastColumn="0" w:noHBand="0" w:noVBand="0"/>
+        <w:tblLook w:val="0000"/>
       </w:tblPr>
       <w:tblGrid>
         <w:gridCol w:w="4209"/>
@@ -311,38 +441,7 @@
           <w:tcPr>
             <w:tcW w:w="4209" w:type="dxa"/>
           </w:tcPr>
-          <w:p>
-            <w:pPr>
-              <w:spacing w:before="240"/>
-            </w:pPr>
-            <w:r>
-              <w:rPr>
-                <w:b/>
-                <w:i/>
-                <w:sz w:val="24"/>
-                <w:szCs w:val="24"/>
-              </w:rPr>
-              <w:t>Nơi nhận:</w:t>
-            </w:r>
-          </w:p>
-          <w:p>
-            <w:r>
-              <w:rPr>
-                <w:sz w:val="22"/>
-                <w:szCs w:val="22"/>
-              </w:rPr>
-              <w:t xml:space="preserve">- Như trên;</w:t>
-            </w:r>
-          </w:p>
-          <w:p>
-            <w:r>
-              <w:rPr>
-                <w:sz w:val="22"/>
-                <w:szCs w:val="22"/>
-              </w:rPr>
-              <w:t xml:space="preserve">- Lưu: Hồ sơ Hội đồng.</w:t>
-            </w:r>
-          </w:p>
+          <w:p/>
         </w:tc>
         <w:tc>
           <w:tcPr>
@@ -350,35 +449,21 @@
           </w:tcPr>
           <w:p>
             <w:pPr>
-              <w:spacing w:before="240"/>
-              <w:jc w:val="center"/>
-            </w:pPr>
-            <w:r>
-              <w:rPr>
-                <w:b/>
-                <w:caps/>
-                <w:sz w:val="28"/>
-                <w:szCs w:val="28"/>
-              </w:rPr>
-              <w:t>CHỦ TỊCH HỘI ĐỒNG</w:t>
-            </w:r>
-          </w:p>
-          <w:p>
-            <w:pPr>
+              <w:spacing w:before="240" w:after="0" w:line="276" w:lineRule="auto"/>
               <w:jc w:val="center"/>
             </w:pPr>
             <w:r>
               <w:rPr>
                 <w:i/>
-                <w:sz w:val="26"/>
-                <w:szCs w:val="26"/>
+                <w:sz w:val="28"/>
+                <w:szCs w:val="28"/>
               </w:rPr>
-              <w:t>(Ký, ghi rõ họ tên, đóng dấu)</w:t>
+              <w:t xml:space="preserve">…….., ngày……. tháng…… năm…….</w:t>
             </w:r>
           </w:p>
           <w:p>
             <w:pPr>
-              <w:spacing w:before="900"/>
+              <w:spacing w:after="0" w:line="276" w:lineRule="auto"/>
               <w:jc w:val="center"/>
             </w:pPr>
             <w:r>
@@ -387,12 +472,41 @@
                 <w:sz w:val="28"/>
                 <w:szCs w:val="28"/>
               </w:rPr>
-              <w:t>##ChuTichHoiDong##</w:t>
+              <w:t xml:space="preserve">Chủ tịch Hội đồng</w:t>
+            </w:r>
+          </w:p>
+          <w:p>
+            <w:pPr>
+              <w:spacing w:after="0" w:line="276" w:lineRule="auto"/>
+              <w:jc w:val="center"/>
+            </w:pPr>
+            <w:r>
+              <w:rPr>
+                <w:i/>
+                <w:sz w:val="28"/>
+                <w:szCs w:val="28"/>
+              </w:rPr>
+              <w:t xml:space="preserve">(Ký và ghi rõ họ tên)</w:t>
+            </w:r>
+          </w:p>
+          <w:p>
+            <w:pPr>
+              <w:spacing w:before="1200" w:after="120" w:line="276" w:lineRule="auto"/>
+              <w:jc w:val="center"/>
+            </w:pPr>
+            <w:r>
+              <w:rPr>
+                <w:b/>
+                <w:sz w:val="28"/>
+                <w:szCs w:val="28"/>
+              </w:rPr>
+              <w:t xml:space="preserve">##ChuTichHoiDong##</w:t>
             </w:r>
           </w:p>
         </w:tc>
       </w:tr>
     </w:tbl>
+    <w:p/>
     <w:sectPr>
       <w:pgSz w:w="11906" w:h="16838"/>
       <w:pgMar w:top="1134" w:right="850" w:bottom="1134" w:left="1701" w:header="567" w:footer="567" w:gutter="0"/>
